--- a/rapports/2026-06-06/EQ35/EQ35_enq4_v2/DR_021204020031/93-35-64-63.docx
+++ b/rapports/2026-06-06/EQ35/EQ35_enq4_v2/DR_021204020031/93-35-64-63.docx
@@ -297,7 +297,7 @@
           <w:color w:val="1F6FEB"/>
           <w:sz w:val="22"/>
         </w:rPr>
-        <w:t>⚠ INCOHÉRENCES À CORRIGER (295)</w:t>
+        <w:t>⚠ INCOHÉRENCES À CORRIGER (290)</w:t>
       </w:r>
     </w:p>
     <w:tbl>
@@ -1655,7 +1655,7 @@
                 <w:i w:val="0"/>
                 <w:sz w:val="17"/>
               </w:rPr>
-              <w:t>Incohérence!!! seulement les écoles gouvermentales paient les cotisations (Gouvernement, communauté, ONG ou organisation humanitaire).</w:t>
+              <w:t>Incoherent!!! Aissata Diallo n'a pas fréquenté l'école au cours de l'année scolaire 2024/2025 mais a déclaré .a comme dernière année à laquelle il/elle a fréquenté l'école.</w:t>
             </w:r>
           </w:p>
         </w:tc>
@@ -1714,7 +1714,7 @@
                 <w:color w:val="16A34A"/>
                 <w:sz w:val="16"/>
               </w:rPr>
-              <w:t>—</w:t>
+              <w:t>s01q32, s01q36, s01q38, s04q37_modif, s02q33, s02q34, s01q00b</w:t>
             </w:r>
           </w:p>
         </w:tc>
@@ -1745,7 +1745,7 @@
                 <w:i w:val="0"/>
                 <w:sz w:val="17"/>
               </w:rPr>
-              <w:t>Incohérence!!! seulement les écoles privées paient les frais de scolarité (y compris les frais d'inscription).</w:t>
+              <w:t>Peu probable!!! Vu l'âge (13 ans) de Adja Houleymatou Balde ou l'année à laquelle Adja Houleymatou Balde a fréquenté l'école pour la dernière fois (.) le dernier diplome de Adja Houleymatou Balde ne peut être le Certificat d'études primaires (CEP), prière de corriger cette incohérence ou confirmer avec le QG.</w:t>
             </w:r>
           </w:p>
         </w:tc>
@@ -1760,10 +1760,1360 @@
               <w:rPr>
                 <w:b/>
                 <w:i w:val="0"/>
-                <w:color w:val="DC2626"/>
-                <w:sz w:val="16"/>
-              </w:rPr>
-              <w:t>Haute</w:t>
+                <w:color w:val="EA580C"/>
+                <w:sz w:val="16"/>
+              </w:rPr>
+              <w:t>Moyenne</w:t>
+            </w:r>
+          </w:p>
+        </w:tc>
+        <w:tc>
+          <w:tcPr>
+            <w:tcW w:type="dxa" w:w="1247"/>
+          </w:tcPr>
+          <w:p>
+            <w:r>
+              <w:rPr>
+                <w:b/>
+                <w:i w:val="0"/>
+                <w:sz w:val="16"/>
+              </w:rPr>
+              <w:t>S00</w:t>
+              <w:br/>
+            </w:r>
+            <w:r>
+              <w:rPr>
+                <w:b w:val="0"/>
+                <w:i w:val="0"/>
+                <w:color w:val="64748B"/>
+                <w:sz w:val="14"/>
+              </w:rPr>
+              <w:t>Identification</w:t>
+            </w:r>
+          </w:p>
+        </w:tc>
+        <w:tc>
+          <w:tcPr>
+            <w:tcW w:type="dxa" w:w="1531"/>
+          </w:tcPr>
+          <w:p>
+            <w:r>
+              <w:rPr>
+                <w:b/>
+                <w:i w:val="0"/>
+                <w:color w:val="16A34A"/>
+                <w:sz w:val="16"/>
+              </w:rPr>
+              <w:t>s00q07a, s00q08, s00q10, s00q13_0, s00q15_0, s00q17_0, s00q23a, s00q23b</w:t>
+            </w:r>
+          </w:p>
+        </w:tc>
+        <w:tc>
+          <w:tcPr>
+            <w:tcW w:type="dxa" w:w="1191"/>
+          </w:tcPr>
+          <w:p>
+            <w:r>
+              <w:rPr>
+                <w:b w:val="0"/>
+                <w:i w:val="0"/>
+                <w:color w:val="64748B"/>
+                <w:sz w:val="16"/>
+              </w:rPr>
+              <w:t>GT-CQ</w:t>
+            </w:r>
+          </w:p>
+        </w:tc>
+        <w:tc>
+          <w:tcPr>
+            <w:tcW w:type="dxa" w:w="4706"/>
+          </w:tcPr>
+          <w:p>
+            <w:r>
+              <w:rPr>
+                <w:b w:val="0"/>
+                <w:i w:val="0"/>
+                <w:sz w:val="17"/>
+              </w:rPr>
+              <w:t>Le questionnaire est completé mais il reste certainnes infomations du ménage à faire dans la section 0, prière de renseigner ces informations.</w:t>
+            </w:r>
+          </w:p>
+        </w:tc>
+      </w:tr>
+      <w:tr>
+        <w:tc>
+          <w:tcPr>
+            <w:tcW w:type="dxa" w:w="964"/>
+          </w:tcPr>
+          <w:p>
+            <w:r>
+              <w:rPr>
+                <w:b/>
+                <w:i w:val="0"/>
+                <w:color w:val="EA580C"/>
+                <w:sz w:val="16"/>
+              </w:rPr>
+              <w:t>Moyenne</w:t>
+            </w:r>
+          </w:p>
+        </w:tc>
+        <w:tc>
+          <w:tcPr>
+            <w:tcW w:type="dxa" w:w="1247"/>
+          </w:tcPr>
+          <w:p>
+            <w:r>
+              <w:rPr>
+                <w:b/>
+                <w:i w:val="0"/>
+                <w:sz w:val="16"/>
+              </w:rPr>
+              <w:t>S00</w:t>
+              <w:br/>
+            </w:r>
+            <w:r>
+              <w:rPr>
+                <w:b w:val="0"/>
+                <w:i w:val="0"/>
+                <w:color w:val="64748B"/>
+                <w:sz w:val="14"/>
+              </w:rPr>
+              <w:t>Identification</w:t>
+            </w:r>
+          </w:p>
+        </w:tc>
+        <w:tc>
+          <w:tcPr>
+            <w:tcW w:type="dxa" w:w="1531"/>
+          </w:tcPr>
+          <w:p>
+            <w:r>
+              <w:rPr>
+                <w:b/>
+                <w:i w:val="0"/>
+                <w:color w:val="16A34A"/>
+                <w:sz w:val="16"/>
+              </w:rPr>
+              <w:t>s00q07a, s00q08, s00q10, s00q13_0, s00q15_0, s00q17_0, s00q23a, s00q23b</w:t>
+            </w:r>
+          </w:p>
+        </w:tc>
+        <w:tc>
+          <w:tcPr>
+            <w:tcW w:type="dxa" w:w="1191"/>
+          </w:tcPr>
+          <w:p>
+            <w:r>
+              <w:rPr>
+                <w:b w:val="0"/>
+                <w:i w:val="0"/>
+                <w:color w:val="64748B"/>
+                <w:sz w:val="16"/>
+              </w:rPr>
+              <w:t>GT-CQ</w:t>
+            </w:r>
+          </w:p>
+        </w:tc>
+        <w:tc>
+          <w:tcPr>
+            <w:tcW w:type="dxa" w:w="4706"/>
+          </w:tcPr>
+          <w:p>
+            <w:r>
+              <w:rPr>
+                <w:b w:val="0"/>
+                <w:i w:val="0"/>
+                <w:sz w:val="17"/>
+              </w:rPr>
+              <w:t>Prière de renseigner toutes les informations du ménage dans la section 0 avant d'entamer les autres informations.</w:t>
+            </w:r>
+          </w:p>
+        </w:tc>
+      </w:tr>
+      <w:tr>
+        <w:tc>
+          <w:tcPr>
+            <w:tcW w:type="dxa" w:w="964"/>
+          </w:tcPr>
+          <w:p>
+            <w:r>
+              <w:rPr>
+                <w:b/>
+                <w:i w:val="0"/>
+                <w:color w:val="EA580C"/>
+                <w:sz w:val="16"/>
+              </w:rPr>
+              <w:t>Moyenne</w:t>
+            </w:r>
+          </w:p>
+        </w:tc>
+        <w:tc>
+          <w:tcPr>
+            <w:tcW w:type="dxa" w:w="1247"/>
+          </w:tcPr>
+          <w:p>
+            <w:r>
+              <w:rPr>
+                <w:b/>
+                <w:i w:val="0"/>
+                <w:sz w:val="16"/>
+              </w:rPr>
+              <w:t>S00</w:t>
+              <w:br/>
+            </w:r>
+            <w:r>
+              <w:rPr>
+                <w:b w:val="0"/>
+                <w:i w:val="0"/>
+                <w:color w:val="64748B"/>
+                <w:sz w:val="14"/>
+              </w:rPr>
+              <w:t>Identification</w:t>
+            </w:r>
+          </w:p>
+        </w:tc>
+        <w:tc>
+          <w:tcPr>
+            <w:tcW w:type="dxa" w:w="1531"/>
+          </w:tcPr>
+          <w:p>
+            <w:r>
+              <w:rPr>
+                <w:b/>
+                <w:i w:val="0"/>
+                <w:color w:val="16A34A"/>
+                <w:sz w:val="16"/>
+              </w:rPr>
+              <w:t>s00q27</w:t>
+            </w:r>
+          </w:p>
+        </w:tc>
+        <w:tc>
+          <w:tcPr>
+            <w:tcW w:type="dxa" w:w="1191"/>
+          </w:tcPr>
+          <w:p>
+            <w:r>
+              <w:rPr>
+                <w:b w:val="0"/>
+                <w:i w:val="0"/>
+                <w:color w:val="64748B"/>
+                <w:sz w:val="16"/>
+              </w:rPr>
+              <w:t>GT-CQ</w:t>
+            </w:r>
+          </w:p>
+        </w:tc>
+        <w:tc>
+          <w:tcPr>
+            <w:tcW w:type="dxa" w:w="4706"/>
+          </w:tcPr>
+          <w:p>
+            <w:r>
+              <w:rPr>
+                <w:b w:val="0"/>
+                <w:i w:val="0"/>
+                <w:sz w:val="17"/>
+              </w:rPr>
+              <w:t>Le questionnaire semble ne pas être complètement fini mais le questionnaire est en statut complet, prière de compléter le questionnaire.</w:t>
+            </w:r>
+          </w:p>
+        </w:tc>
+      </w:tr>
+      <w:tr>
+        <w:tc>
+          <w:tcPr>
+            <w:tcW w:type="dxa" w:w="964"/>
+          </w:tcPr>
+          <w:p>
+            <w:r>
+              <w:rPr>
+                <w:b/>
+                <w:i w:val="0"/>
+                <w:color w:val="EA580C"/>
+                <w:sz w:val="16"/>
+              </w:rPr>
+              <w:t>Moyenne</w:t>
+            </w:r>
+          </w:p>
+        </w:tc>
+        <w:tc>
+          <w:tcPr>
+            <w:tcW w:type="dxa" w:w="1247"/>
+          </w:tcPr>
+          <w:p>
+            <w:r>
+              <w:rPr>
+                <w:b/>
+                <w:i w:val="0"/>
+                <w:sz w:val="16"/>
+              </w:rPr>
+              <w:t>S00</w:t>
+              <w:br/>
+            </w:r>
+            <w:r>
+              <w:rPr>
+                <w:b w:val="0"/>
+                <w:i w:val="0"/>
+                <w:color w:val="64748B"/>
+                <w:sz w:val="14"/>
+              </w:rPr>
+              <w:t>Identification</w:t>
+            </w:r>
+          </w:p>
+        </w:tc>
+        <w:tc>
+          <w:tcPr>
+            <w:tcW w:type="dxa" w:w="1531"/>
+          </w:tcPr>
+          <w:p>
+            <w:r>
+              <w:rPr>
+                <w:b/>
+                <w:i w:val="0"/>
+                <w:color w:val="16A34A"/>
+                <w:sz w:val="16"/>
+              </w:rPr>
+              <w:t>—</w:t>
+            </w:r>
+          </w:p>
+        </w:tc>
+        <w:tc>
+          <w:tcPr>
+            <w:tcW w:type="dxa" w:w="1191"/>
+          </w:tcPr>
+          <w:p>
+            <w:r>
+              <w:rPr>
+                <w:b w:val="0"/>
+                <w:i w:val="0"/>
+                <w:color w:val="64748B"/>
+                <w:sz w:val="16"/>
+              </w:rPr>
+              <w:t>GT-CQ</w:t>
+            </w:r>
+          </w:p>
+        </w:tc>
+        <w:tc>
+          <w:tcPr>
+            <w:tcW w:type="dxa" w:w="4706"/>
+          </w:tcPr>
+          <w:p>
+            <w:r>
+              <w:rPr>
+                <w:b w:val="0"/>
+                <w:i w:val="0"/>
+                <w:sz w:val="17"/>
+              </w:rPr>
+              <w:t>Il est obligatoire de prendre les coordonnées Gps avant d'administrer le questionnaire.</w:t>
+            </w:r>
+          </w:p>
+        </w:tc>
+      </w:tr>
+      <w:tr>
+        <w:tc>
+          <w:tcPr>
+            <w:tcW w:type="dxa" w:w="964"/>
+          </w:tcPr>
+          <w:p>
+            <w:r>
+              <w:rPr>
+                <w:b/>
+                <w:i w:val="0"/>
+                <w:color w:val="EA580C"/>
+                <w:sz w:val="16"/>
+              </w:rPr>
+              <w:t>Moyenne</w:t>
+            </w:r>
+          </w:p>
+        </w:tc>
+        <w:tc>
+          <w:tcPr>
+            <w:tcW w:type="dxa" w:w="1247"/>
+          </w:tcPr>
+          <w:p>
+            <w:r>
+              <w:rPr>
+                <w:b/>
+                <w:i w:val="0"/>
+                <w:sz w:val="16"/>
+              </w:rPr>
+              <w:t>S00</w:t>
+              <w:br/>
+            </w:r>
+            <w:r>
+              <w:rPr>
+                <w:b w:val="0"/>
+                <w:i w:val="0"/>
+                <w:color w:val="64748B"/>
+                <w:sz w:val="14"/>
+              </w:rPr>
+              <w:t>Identification</w:t>
+            </w:r>
+          </w:p>
+        </w:tc>
+        <w:tc>
+          <w:tcPr>
+            <w:tcW w:type="dxa" w:w="1531"/>
+          </w:tcPr>
+          <w:p>
+            <w:r>
+              <w:rPr>
+                <w:b/>
+                <w:i w:val="0"/>
+                <w:color w:val="16A34A"/>
+                <w:sz w:val="16"/>
+              </w:rPr>
+              <w:t>—</w:t>
+            </w:r>
+          </w:p>
+        </w:tc>
+        <w:tc>
+          <w:tcPr>
+            <w:tcW w:type="dxa" w:w="1191"/>
+          </w:tcPr>
+          <w:p>
+            <w:r>
+              <w:rPr>
+                <w:b w:val="0"/>
+                <w:i w:val="0"/>
+                <w:color w:val="64748B"/>
+                <w:sz w:val="16"/>
+              </w:rPr>
+              <w:t>GT-CQ</w:t>
+            </w:r>
+          </w:p>
+        </w:tc>
+        <w:tc>
+          <w:tcPr>
+            <w:tcW w:type="dxa" w:w="4706"/>
+          </w:tcPr>
+          <w:p>
+            <w:r>
+              <w:rPr>
+                <w:b w:val="0"/>
+                <w:i w:val="0"/>
+                <w:sz w:val="17"/>
+              </w:rPr>
+              <w:t>Prière de prendre les coordonnées GPS.</w:t>
+            </w:r>
+          </w:p>
+        </w:tc>
+      </w:tr>
+      <w:tr>
+        <w:tc>
+          <w:tcPr>
+            <w:tcW w:type="dxa" w:w="964"/>
+          </w:tcPr>
+          <w:p>
+            <w:r>
+              <w:rPr>
+                <w:b/>
+                <w:i w:val="0"/>
+                <w:color w:val="EA580C"/>
+                <w:sz w:val="16"/>
+              </w:rPr>
+              <w:t>Moyenne</w:t>
+            </w:r>
+          </w:p>
+        </w:tc>
+        <w:tc>
+          <w:tcPr>
+            <w:tcW w:type="dxa" w:w="1247"/>
+          </w:tcPr>
+          <w:p>
+            <w:r>
+              <w:rPr>
+                <w:b/>
+                <w:i w:val="0"/>
+                <w:sz w:val="16"/>
+              </w:rPr>
+              <w:t>S00</w:t>
+              <w:br/>
+            </w:r>
+            <w:r>
+              <w:rPr>
+                <w:b w:val="0"/>
+                <w:i w:val="0"/>
+                <w:color w:val="64748B"/>
+                <w:sz w:val="14"/>
+              </w:rPr>
+              <w:t>Identification</w:t>
+            </w:r>
+          </w:p>
+        </w:tc>
+        <w:tc>
+          <w:tcPr>
+            <w:tcW w:type="dxa" w:w="1531"/>
+          </w:tcPr>
+          <w:p>
+            <w:r>
+              <w:rPr>
+                <w:b/>
+                <w:i w:val="0"/>
+                <w:color w:val="16A34A"/>
+                <w:sz w:val="16"/>
+              </w:rPr>
+              <w:t>—</w:t>
+            </w:r>
+          </w:p>
+        </w:tc>
+        <w:tc>
+          <w:tcPr>
+            <w:tcW w:type="dxa" w:w="1191"/>
+          </w:tcPr>
+          <w:p>
+            <w:r>
+              <w:rPr>
+                <w:b w:val="0"/>
+                <w:i w:val="0"/>
+                <w:color w:val="64748B"/>
+                <w:sz w:val="16"/>
+              </w:rPr>
+              <w:t>GT-CQ</w:t>
+            </w:r>
+          </w:p>
+        </w:tc>
+        <w:tc>
+          <w:tcPr>
+            <w:tcW w:type="dxa" w:w="4706"/>
+          </w:tcPr>
+          <w:p>
+            <w:r>
+              <w:rPr>
+                <w:b w:val="0"/>
+                <w:i w:val="0"/>
+                <w:sz w:val="17"/>
+              </w:rPr>
+              <w:t>Les coordonnées GPS ménage prises lors de l'enquête principale diffèrent de celles du dénombrement, êtes vous sûr d'avoir enquêté le bon ménage si non chercher le bon ménage.</w:t>
+            </w:r>
+          </w:p>
+        </w:tc>
+      </w:tr>
+      <w:tr>
+        <w:tc>
+          <w:tcPr>
+            <w:tcW w:type="dxa" w:w="964"/>
+          </w:tcPr>
+          <w:p>
+            <w:r>
+              <w:rPr>
+                <w:b/>
+                <w:i w:val="0"/>
+                <w:color w:val="EA580C"/>
+                <w:sz w:val="16"/>
+              </w:rPr>
+              <w:t>Moyenne</w:t>
+            </w:r>
+          </w:p>
+        </w:tc>
+        <w:tc>
+          <w:tcPr>
+            <w:tcW w:type="dxa" w:w="1247"/>
+          </w:tcPr>
+          <w:p>
+            <w:r>
+              <w:rPr>
+                <w:b/>
+                <w:i w:val="0"/>
+                <w:sz w:val="16"/>
+              </w:rPr>
+              <w:t>S01</w:t>
+              <w:br/>
+            </w:r>
+            <w:r>
+              <w:rPr>
+                <w:b w:val="0"/>
+                <w:i w:val="0"/>
+                <w:color w:val="64748B"/>
+                <w:sz w:val="14"/>
+              </w:rPr>
+              <w:t>Démographie</w:t>
+            </w:r>
+          </w:p>
+        </w:tc>
+        <w:tc>
+          <w:tcPr>
+            <w:tcW w:type="dxa" w:w="1531"/>
+          </w:tcPr>
+          <w:p>
+            <w:r>
+              <w:rPr>
+                <w:b/>
+                <w:i w:val="0"/>
+                <w:color w:val="16A34A"/>
+                <w:sz w:val="16"/>
+              </w:rPr>
+              <w:t>—</w:t>
+            </w:r>
+          </w:p>
+        </w:tc>
+        <w:tc>
+          <w:tcPr>
+            <w:tcW w:type="dxa" w:w="1191"/>
+          </w:tcPr>
+          <w:p>
+            <w:r>
+              <w:rPr>
+                <w:b w:val="0"/>
+                <w:i w:val="0"/>
+                <w:color w:val="64748B"/>
+                <w:sz w:val="16"/>
+              </w:rPr>
+              <w:t>GT-CQ</w:t>
+            </w:r>
+          </w:p>
+        </w:tc>
+        <w:tc>
+          <w:tcPr>
+            <w:tcW w:type="dxa" w:w="4706"/>
+          </w:tcPr>
+          <w:p>
+            <w:r>
+              <w:rPr>
+                <w:b w:val="0"/>
+                <w:i w:val="0"/>
+                <w:sz w:val="17"/>
+              </w:rPr>
+              <w:t>Prière de verifier l'information donnée par Ablaye Balde ou corriger au niveau de la section 1.</w:t>
+            </w:r>
+          </w:p>
+        </w:tc>
+      </w:tr>
+      <w:tr>
+        <w:tc>
+          <w:tcPr>
+            <w:tcW w:type="dxa" w:w="964"/>
+          </w:tcPr>
+          <w:p>
+            <w:r>
+              <w:rPr>
+                <w:b/>
+                <w:i w:val="0"/>
+                <w:color w:val="EA580C"/>
+                <w:sz w:val="16"/>
+              </w:rPr>
+              <w:t>Moyenne</w:t>
+            </w:r>
+          </w:p>
+        </w:tc>
+        <w:tc>
+          <w:tcPr>
+            <w:tcW w:type="dxa" w:w="1247"/>
+          </w:tcPr>
+          <w:p>
+            <w:r>
+              <w:rPr>
+                <w:b/>
+                <w:i w:val="0"/>
+                <w:sz w:val="16"/>
+              </w:rPr>
+              <w:t>S01</w:t>
+              <w:br/>
+            </w:r>
+            <w:r>
+              <w:rPr>
+                <w:b w:val="0"/>
+                <w:i w:val="0"/>
+                <w:color w:val="64748B"/>
+                <w:sz w:val="14"/>
+              </w:rPr>
+              <w:t>Démographie</w:t>
+            </w:r>
+          </w:p>
+        </w:tc>
+        <w:tc>
+          <w:tcPr>
+            <w:tcW w:type="dxa" w:w="1531"/>
+          </w:tcPr>
+          <w:p>
+            <w:r>
+              <w:rPr>
+                <w:b/>
+                <w:i w:val="0"/>
+                <w:color w:val="16A34A"/>
+                <w:sz w:val="16"/>
+              </w:rPr>
+              <w:t>—</w:t>
+            </w:r>
+          </w:p>
+        </w:tc>
+        <w:tc>
+          <w:tcPr>
+            <w:tcW w:type="dxa" w:w="1191"/>
+          </w:tcPr>
+          <w:p>
+            <w:r>
+              <w:rPr>
+                <w:b w:val="0"/>
+                <w:i w:val="0"/>
+                <w:color w:val="64748B"/>
+                <w:sz w:val="16"/>
+              </w:rPr>
+              <w:t>GT-CQ</w:t>
+            </w:r>
+          </w:p>
+        </w:tc>
+        <w:tc>
+          <w:tcPr>
+            <w:tcW w:type="dxa" w:w="4706"/>
+          </w:tcPr>
+          <w:p>
+            <w:r>
+              <w:rPr>
+                <w:b w:val="0"/>
+                <w:i w:val="0"/>
+                <w:sz w:val="17"/>
+              </w:rPr>
+              <w:t>Prière de verifier l'information donnée par Adja Houleymatou Balde ou corriger au niveau de la section 1.</w:t>
+            </w:r>
+          </w:p>
+        </w:tc>
+      </w:tr>
+      <w:tr>
+        <w:tc>
+          <w:tcPr>
+            <w:tcW w:type="dxa" w:w="964"/>
+          </w:tcPr>
+          <w:p>
+            <w:r>
+              <w:rPr>
+                <w:b/>
+                <w:i w:val="0"/>
+                <w:color w:val="EA580C"/>
+                <w:sz w:val="16"/>
+              </w:rPr>
+              <w:t>Moyenne</w:t>
+            </w:r>
+          </w:p>
+        </w:tc>
+        <w:tc>
+          <w:tcPr>
+            <w:tcW w:type="dxa" w:w="1247"/>
+          </w:tcPr>
+          <w:p>
+            <w:r>
+              <w:rPr>
+                <w:b/>
+                <w:i w:val="0"/>
+                <w:sz w:val="16"/>
+              </w:rPr>
+              <w:t>S01</w:t>
+              <w:br/>
+            </w:r>
+            <w:r>
+              <w:rPr>
+                <w:b w:val="0"/>
+                <w:i w:val="0"/>
+                <w:color w:val="64748B"/>
+                <w:sz w:val="14"/>
+              </w:rPr>
+              <w:t>Démographie</w:t>
+            </w:r>
+          </w:p>
+        </w:tc>
+        <w:tc>
+          <w:tcPr>
+            <w:tcW w:type="dxa" w:w="1531"/>
+          </w:tcPr>
+          <w:p>
+            <w:r>
+              <w:rPr>
+                <w:b/>
+                <w:i w:val="0"/>
+                <w:color w:val="16A34A"/>
+                <w:sz w:val="16"/>
+              </w:rPr>
+              <w:t>—</w:t>
+            </w:r>
+          </w:p>
+        </w:tc>
+        <w:tc>
+          <w:tcPr>
+            <w:tcW w:type="dxa" w:w="1191"/>
+          </w:tcPr>
+          <w:p>
+            <w:r>
+              <w:rPr>
+                <w:b w:val="0"/>
+                <w:i w:val="0"/>
+                <w:color w:val="64748B"/>
+                <w:sz w:val="16"/>
+              </w:rPr>
+              <w:t>GT-CQ</w:t>
+            </w:r>
+          </w:p>
+        </w:tc>
+        <w:tc>
+          <w:tcPr>
+            <w:tcW w:type="dxa" w:w="4706"/>
+          </w:tcPr>
+          <w:p>
+            <w:r>
+              <w:rPr>
+                <w:b w:val="0"/>
+                <w:i w:val="0"/>
+                <w:sz w:val="17"/>
+              </w:rPr>
+              <w:t>Prière de verifier l'information donnée par Mamadou Aliou Balde ou corriger au niveau de la section 1.</w:t>
+            </w:r>
+          </w:p>
+        </w:tc>
+      </w:tr>
+      <w:tr>
+        <w:tc>
+          <w:tcPr>
+            <w:tcW w:type="dxa" w:w="964"/>
+          </w:tcPr>
+          <w:p>
+            <w:r>
+              <w:rPr>
+                <w:b/>
+                <w:i w:val="0"/>
+                <w:color w:val="EA580C"/>
+                <w:sz w:val="16"/>
+              </w:rPr>
+              <w:t>Moyenne</w:t>
+            </w:r>
+          </w:p>
+        </w:tc>
+        <w:tc>
+          <w:tcPr>
+            <w:tcW w:type="dxa" w:w="1247"/>
+          </w:tcPr>
+          <w:p>
+            <w:r>
+              <w:rPr>
+                <w:b/>
+                <w:i w:val="0"/>
+                <w:sz w:val="16"/>
+              </w:rPr>
+              <w:t>S01</w:t>
+              <w:br/>
+            </w:r>
+            <w:r>
+              <w:rPr>
+                <w:b w:val="0"/>
+                <w:i w:val="0"/>
+                <w:color w:val="64748B"/>
+                <w:sz w:val="14"/>
+              </w:rPr>
+              <w:t>Démographie</w:t>
+            </w:r>
+          </w:p>
+        </w:tc>
+        <w:tc>
+          <w:tcPr>
+            <w:tcW w:type="dxa" w:w="1531"/>
+          </w:tcPr>
+          <w:p>
+            <w:r>
+              <w:rPr>
+                <w:b/>
+                <w:i w:val="0"/>
+                <w:color w:val="16A34A"/>
+                <w:sz w:val="16"/>
+              </w:rPr>
+              <w:t>—</w:t>
+            </w:r>
+          </w:p>
+        </w:tc>
+        <w:tc>
+          <w:tcPr>
+            <w:tcW w:type="dxa" w:w="1191"/>
+          </w:tcPr>
+          <w:p>
+            <w:r>
+              <w:rPr>
+                <w:b w:val="0"/>
+                <w:i w:val="0"/>
+                <w:color w:val="64748B"/>
+                <w:sz w:val="16"/>
+              </w:rPr>
+              <w:t>GT-CQ</w:t>
+            </w:r>
+          </w:p>
+        </w:tc>
+        <w:tc>
+          <w:tcPr>
+            <w:tcW w:type="dxa" w:w="4706"/>
+          </w:tcPr>
+          <w:p>
+            <w:r>
+              <w:rPr>
+                <w:b w:val="0"/>
+                <w:i w:val="0"/>
+                <w:sz w:val="17"/>
+              </w:rPr>
+              <w:t>Prière de verifier l'information donnée par Ramata Balde ou corriger au niveau de la section 1.</w:t>
+            </w:r>
+          </w:p>
+        </w:tc>
+      </w:tr>
+      <w:tr>
+        <w:tc>
+          <w:tcPr>
+            <w:tcW w:type="dxa" w:w="964"/>
+          </w:tcPr>
+          <w:p>
+            <w:r>
+              <w:rPr>
+                <w:b/>
+                <w:i w:val="0"/>
+                <w:color w:val="EA580C"/>
+                <w:sz w:val="16"/>
+              </w:rPr>
+              <w:t>Moyenne</w:t>
+            </w:r>
+          </w:p>
+        </w:tc>
+        <w:tc>
+          <w:tcPr>
+            <w:tcW w:type="dxa" w:w="1247"/>
+          </w:tcPr>
+          <w:p>
+            <w:r>
+              <w:rPr>
+                <w:b/>
+                <w:i w:val="0"/>
+                <w:sz w:val="16"/>
+              </w:rPr>
+              <w:t>S01</w:t>
+              <w:br/>
+            </w:r>
+            <w:r>
+              <w:rPr>
+                <w:b w:val="0"/>
+                <w:i w:val="0"/>
+                <w:color w:val="64748B"/>
+                <w:sz w:val="14"/>
+              </w:rPr>
+              <w:t>Démographie</w:t>
+            </w:r>
+          </w:p>
+        </w:tc>
+        <w:tc>
+          <w:tcPr>
+            <w:tcW w:type="dxa" w:w="1531"/>
+          </w:tcPr>
+          <w:p>
+            <w:r>
+              <w:rPr>
+                <w:b/>
+                <w:i w:val="0"/>
+                <w:color w:val="16A34A"/>
+                <w:sz w:val="16"/>
+              </w:rPr>
+              <w:t>s01q28, s01q29, s01q30, s01q00b</w:t>
+            </w:r>
+          </w:p>
+        </w:tc>
+        <w:tc>
+          <w:tcPr>
+            <w:tcW w:type="dxa" w:w="1191"/>
+          </w:tcPr>
+          <w:p>
+            <w:r>
+              <w:rPr>
+                <w:b w:val="0"/>
+                <w:i w:val="0"/>
+                <w:color w:val="64748B"/>
+                <w:sz w:val="16"/>
+              </w:rPr>
+              <w:t>GT-CQ</w:t>
+            </w:r>
+          </w:p>
+        </w:tc>
+        <w:tc>
+          <w:tcPr>
+            <w:tcW w:type="dxa" w:w="4706"/>
+          </w:tcPr>
+          <w:p>
+            <w:r>
+              <w:rPr>
+                <w:b w:val="0"/>
+                <w:i w:val="0"/>
+                <w:sz w:val="17"/>
+              </w:rPr>
+              <w:t>Les données sur les niveaux d'études, les fonctions et les caracteristiques sociodemographiques du père biologique de Aissata Diallo manquent.</w:t>
+            </w:r>
+          </w:p>
+        </w:tc>
+      </w:tr>
+      <w:tr>
+        <w:tc>
+          <w:tcPr>
+            <w:tcW w:type="dxa" w:w="964"/>
+          </w:tcPr>
+          <w:p>
+            <w:r>
+              <w:rPr>
+                <w:b/>
+                <w:i w:val="0"/>
+                <w:color w:val="EA580C"/>
+                <w:sz w:val="16"/>
+              </w:rPr>
+              <w:t>Moyenne</w:t>
+            </w:r>
+          </w:p>
+        </w:tc>
+        <w:tc>
+          <w:tcPr>
+            <w:tcW w:type="dxa" w:w="1247"/>
+          </w:tcPr>
+          <w:p>
+            <w:r>
+              <w:rPr>
+                <w:b/>
+                <w:i w:val="0"/>
+                <w:sz w:val="16"/>
+              </w:rPr>
+              <w:t>S01</w:t>
+              <w:br/>
+            </w:r>
+            <w:r>
+              <w:rPr>
+                <w:b w:val="0"/>
+                <w:i w:val="0"/>
+                <w:color w:val="64748B"/>
+                <w:sz w:val="14"/>
+              </w:rPr>
+              <w:t>Démographie</w:t>
+            </w:r>
+          </w:p>
+        </w:tc>
+        <w:tc>
+          <w:tcPr>
+            <w:tcW w:type="dxa" w:w="1531"/>
+          </w:tcPr>
+          <w:p>
+            <w:r>
+              <w:rPr>
+                <w:b/>
+                <w:i w:val="0"/>
+                <w:color w:val="16A34A"/>
+                <w:sz w:val="16"/>
+              </w:rPr>
+              <w:t>—</w:t>
+            </w:r>
+          </w:p>
+        </w:tc>
+        <w:tc>
+          <w:tcPr>
+            <w:tcW w:type="dxa" w:w="1191"/>
+          </w:tcPr>
+          <w:p>
+            <w:r>
+              <w:rPr>
+                <w:b w:val="0"/>
+                <w:i w:val="0"/>
+                <w:color w:val="64748B"/>
+                <w:sz w:val="16"/>
+              </w:rPr>
+              <w:t>GT-CQ</w:t>
+            </w:r>
+          </w:p>
+        </w:tc>
+        <w:tc>
+          <w:tcPr>
+            <w:tcW w:type="dxa" w:w="4706"/>
+          </w:tcPr>
+          <w:p>
+            <w:r>
+              <w:rPr>
+                <w:b w:val="0"/>
+                <w:i w:val="0"/>
+                <w:sz w:val="17"/>
+              </w:rPr>
+              <w:t>Veuillez les renseigner.</w:t>
+            </w:r>
+          </w:p>
+        </w:tc>
+      </w:tr>
+      <w:tr>
+        <w:tc>
+          <w:tcPr>
+            <w:tcW w:type="dxa" w:w="964"/>
+          </w:tcPr>
+          <w:p>
+            <w:r>
+              <w:rPr>
+                <w:b/>
+                <w:i w:val="0"/>
+                <w:color w:val="EA580C"/>
+                <w:sz w:val="16"/>
+              </w:rPr>
+              <w:t>Moyenne</w:t>
+            </w:r>
+          </w:p>
+        </w:tc>
+        <w:tc>
+          <w:tcPr>
+            <w:tcW w:type="dxa" w:w="1247"/>
+          </w:tcPr>
+          <w:p>
+            <w:r>
+              <w:rPr>
+                <w:b/>
+                <w:i w:val="0"/>
+                <w:sz w:val="16"/>
+              </w:rPr>
+              <w:t>S01</w:t>
+              <w:br/>
+            </w:r>
+            <w:r>
+              <w:rPr>
+                <w:b w:val="0"/>
+                <w:i w:val="0"/>
+                <w:color w:val="64748B"/>
+                <w:sz w:val="14"/>
+              </w:rPr>
+              <w:t>Démographie</w:t>
+            </w:r>
+          </w:p>
+        </w:tc>
+        <w:tc>
+          <w:tcPr>
+            <w:tcW w:type="dxa" w:w="1531"/>
+          </w:tcPr>
+          <w:p>
+            <w:r>
+              <w:rPr>
+                <w:b/>
+                <w:i w:val="0"/>
+                <w:color w:val="16A34A"/>
+                <w:sz w:val="16"/>
+              </w:rPr>
+              <w:t>s00q08, s01q35, s01q36, s01q37, s01q00b</w:t>
+            </w:r>
+          </w:p>
+        </w:tc>
+        <w:tc>
+          <w:tcPr>
+            <w:tcW w:type="dxa" w:w="1191"/>
+          </w:tcPr>
+          <w:p>
+            <w:r>
+              <w:rPr>
+                <w:b w:val="0"/>
+                <w:i w:val="0"/>
+                <w:color w:val="64748B"/>
+                <w:sz w:val="16"/>
+              </w:rPr>
+              <w:t>GT-CQ</w:t>
+            </w:r>
+          </w:p>
+        </w:tc>
+        <w:tc>
+          <w:tcPr>
+            <w:tcW w:type="dxa" w:w="4706"/>
+          </w:tcPr>
+          <w:p>
+            <w:r>
+              <w:rPr>
+                <w:b w:val="0"/>
+                <w:i w:val="0"/>
+                <w:sz w:val="17"/>
+              </w:rPr>
+              <w:t>Les données sur les niveaux d'études, les fonctions et les caracteristiques sociodemographiques de la mère biologique de  Aissata Diallo  manquent.</w:t>
+            </w:r>
+          </w:p>
+        </w:tc>
+      </w:tr>
+      <w:tr>
+        <w:tc>
+          <w:tcPr>
+            <w:tcW w:type="dxa" w:w="964"/>
+          </w:tcPr>
+          <w:p>
+            <w:r>
+              <w:rPr>
+                <w:b/>
+                <w:i w:val="0"/>
+                <w:color w:val="EA580C"/>
+                <w:sz w:val="16"/>
+              </w:rPr>
+              <w:t>Moyenne</w:t>
+            </w:r>
+          </w:p>
+        </w:tc>
+        <w:tc>
+          <w:tcPr>
+            <w:tcW w:type="dxa" w:w="1247"/>
+          </w:tcPr>
+          <w:p>
+            <w:r>
+              <w:rPr>
+                <w:b/>
+                <w:i w:val="0"/>
+                <w:sz w:val="16"/>
+              </w:rPr>
+              <w:t>S01</w:t>
+              <w:br/>
+            </w:r>
+            <w:r>
+              <w:rPr>
+                <w:b w:val="0"/>
+                <w:i w:val="0"/>
+                <w:color w:val="64748B"/>
+                <w:sz w:val="14"/>
+              </w:rPr>
+              <w:t>Démographie</w:t>
+            </w:r>
+          </w:p>
+        </w:tc>
+        <w:tc>
+          <w:tcPr>
+            <w:tcW w:type="dxa" w:w="1531"/>
+          </w:tcPr>
+          <w:p>
+            <w:r>
+              <w:rPr>
+                <w:b/>
+                <w:i w:val="0"/>
+                <w:color w:val="16A34A"/>
+                <w:sz w:val="16"/>
+              </w:rPr>
+              <w:t>s01q41, s01q00b</w:t>
+            </w:r>
+          </w:p>
+        </w:tc>
+        <w:tc>
+          <w:tcPr>
+            <w:tcW w:type="dxa" w:w="1191"/>
+          </w:tcPr>
+          <w:p>
+            <w:r>
+              <w:rPr>
+                <w:b w:val="0"/>
+                <w:i w:val="0"/>
+                <w:color w:val="64748B"/>
+                <w:sz w:val="16"/>
+              </w:rPr>
+              <w:t>GT-CQ</w:t>
+            </w:r>
+          </w:p>
+        </w:tc>
+        <w:tc>
+          <w:tcPr>
+            <w:tcW w:type="dxa" w:w="4706"/>
+          </w:tcPr>
+          <w:p>
+            <w:r>
+              <w:rPr>
+                <w:b w:val="0"/>
+                <w:i w:val="0"/>
+                <w:sz w:val="17"/>
+              </w:rPr>
+              <w:t>Le montant dépensé ou reçu en cadeau pour les cartes prépayées, les transferts de crédit et les abonnements de  Aissata Diallo semble élevé ou faible , prière de corriger ou de confirmer l'information avec le QG.</w:t>
+            </w:r>
+          </w:p>
+        </w:tc>
+      </w:tr>
+      <w:tr>
+        <w:tc>
+          <w:tcPr>
+            <w:tcW w:type="dxa" w:w="964"/>
+          </w:tcPr>
+          <w:p>
+            <w:r>
+              <w:rPr>
+                <w:b/>
+                <w:i w:val="0"/>
+                <w:color w:val="EA580C"/>
+                <w:sz w:val="16"/>
+              </w:rPr>
+              <w:t>Moyenne</w:t>
+            </w:r>
+          </w:p>
+        </w:tc>
+        <w:tc>
+          <w:tcPr>
+            <w:tcW w:type="dxa" w:w="1247"/>
+          </w:tcPr>
+          <w:p>
+            <w:r>
+              <w:rPr>
+                <w:b/>
+                <w:i w:val="0"/>
+                <w:sz w:val="16"/>
+              </w:rPr>
+              <w:t>S01</w:t>
+              <w:br/>
+            </w:r>
+            <w:r>
+              <w:rPr>
+                <w:b w:val="0"/>
+                <w:i w:val="0"/>
+                <w:color w:val="64748B"/>
+                <w:sz w:val="14"/>
+              </w:rPr>
+              <w:t>Démographie</w:t>
+            </w:r>
+          </w:p>
+        </w:tc>
+        <w:tc>
+          <w:tcPr>
+            <w:tcW w:type="dxa" w:w="1531"/>
+          </w:tcPr>
+          <w:p>
+            <w:r>
+              <w:rPr>
+                <w:b/>
+                <w:i w:val="0"/>
+                <w:color w:val="16A34A"/>
+                <w:sz w:val="16"/>
+              </w:rPr>
+              <w:t>s01q41a, s01q00b</w:t>
+            </w:r>
+          </w:p>
+        </w:tc>
+        <w:tc>
+          <w:tcPr>
+            <w:tcW w:type="dxa" w:w="1191"/>
+          </w:tcPr>
+          <w:p>
+            <w:r>
+              <w:rPr>
+                <w:b w:val="0"/>
+                <w:i w:val="0"/>
+                <w:color w:val="64748B"/>
+                <w:sz w:val="16"/>
+              </w:rPr>
+              <w:t>GT-CQ</w:t>
+            </w:r>
+          </w:p>
+        </w:tc>
+        <w:tc>
+          <w:tcPr>
+            <w:tcW w:type="dxa" w:w="4706"/>
+          </w:tcPr>
+          <w:p>
+            <w:r>
+              <w:rPr>
+                <w:b w:val="0"/>
+                <w:i w:val="0"/>
+                <w:sz w:val="17"/>
+              </w:rPr>
+              <w:t>Le montant dépensé ou reçu en cadeau pour les recharges internet ou de forfaits de données mobiles(hors appels vocaux), aucours des 30 derniers jours de Aissata Diallo semble élevé ou faible, prière de corriger ou de confirmer l'information avec le QG.</w:t>
+            </w:r>
+          </w:p>
+        </w:tc>
+      </w:tr>
+      <w:tr>
+        <w:tc>
+          <w:tcPr>
+            <w:tcW w:type="dxa" w:w="964"/>
+          </w:tcPr>
+          <w:p>
+            <w:r>
+              <w:rPr>
+                <w:b/>
+                <w:i w:val="0"/>
+                <w:color w:val="EA580C"/>
+                <w:sz w:val="16"/>
+              </w:rPr>
+              <w:t>Moyenne</w:t>
             </w:r>
           </w:p>
         </w:tc>
@@ -1804,7 +3154,7 @@
                 <w:color w:val="16A34A"/>
                 <w:sz w:val="16"/>
               </w:rPr>
-              <w:t>s01q32, s01q36, s01q38, s04q37_modif, s02q33, s02q34, s01q00b</w:t>
+              <w:t>—</w:t>
             </w:r>
           </w:p>
         </w:tc>
@@ -1835,7 +3185,7 @@
                 <w:i w:val="0"/>
                 <w:sz w:val="17"/>
               </w:rPr>
-              <w:t>Peu probable!!! Vu l'âge (13 ans) de Adja Houleymatou Balde ou l'année à laquelle Adja Houleymatou Balde a fréquenté l'école pour la dernière fois (.) le dernier diplome de Adja Houleymatou Balde ne peut être le Certificat d'études primaires (CEP), prière de corriger cette incohérence ou confirmer avec le QG.</w:t>
+              <w:t>Attention ! Le frais de cotisation (9500 Fcfa) de Mamadou Aliou Balde en 2ème année de Primaire est relativement élevé par rapport aux autres frais de cotisation observés dans cette zone.</w:t>
             </w:r>
           </w:p>
         </w:tc>
@@ -1850,10 +3200,10 @@
               <w:rPr>
                 <w:b/>
                 <w:i w:val="0"/>
-                <w:color w:val="DC2626"/>
-                <w:sz w:val="16"/>
-              </w:rPr>
-              <w:t>Haute</w:t>
+                <w:color w:val="EA580C"/>
+                <w:sz w:val="16"/>
+              </w:rPr>
+              <w:t>Moyenne</w:t>
             </w:r>
           </w:p>
         </w:tc>
@@ -1925,1807 +3275,7 @@
                 <w:i w:val="0"/>
                 <w:sz w:val="17"/>
               </w:rPr>
-              <w:t>Incoherent!!! Aissata Diallo n'a pas fréquenté l'école au cours de l'année scolaire 2024/2025 mais a déclaré .a comme dernière année à laquelle il/elle a fréquenté l'école.</w:t>
-            </w:r>
-          </w:p>
-        </w:tc>
-      </w:tr>
-      <w:tr>
-        <w:tc>
-          <w:tcPr>
-            <w:tcW w:type="dxa" w:w="964"/>
-          </w:tcPr>
-          <w:p>
-            <w:r>
-              <w:rPr>
-                <w:b/>
-                <w:i w:val="0"/>
-                <w:color w:val="EA580C"/>
-                <w:sz w:val="16"/>
-              </w:rPr>
-              <w:t>Moyenne</w:t>
-            </w:r>
-          </w:p>
-        </w:tc>
-        <w:tc>
-          <w:tcPr>
-            <w:tcW w:type="dxa" w:w="1247"/>
-          </w:tcPr>
-          <w:p>
-            <w:r>
-              <w:rPr>
-                <w:b/>
-                <w:i w:val="0"/>
-                <w:sz w:val="16"/>
-              </w:rPr>
-              <w:t>S00</w:t>
-              <w:br/>
-            </w:r>
-            <w:r>
-              <w:rPr>
-                <w:b w:val="0"/>
-                <w:i w:val="0"/>
-                <w:color w:val="64748B"/>
-                <w:sz w:val="14"/>
-              </w:rPr>
-              <w:t>Identification</w:t>
-            </w:r>
-          </w:p>
-        </w:tc>
-        <w:tc>
-          <w:tcPr>
-            <w:tcW w:type="dxa" w:w="1531"/>
-          </w:tcPr>
-          <w:p>
-            <w:r>
-              <w:rPr>
-                <w:b/>
-                <w:i w:val="0"/>
-                <w:color w:val="16A34A"/>
-                <w:sz w:val="16"/>
-              </w:rPr>
-              <w:t>s00q07a, s00q08, s00q10, s00q13_0, s00q15_0, s00q17_0, s00q23a, s00q23b</w:t>
-            </w:r>
-          </w:p>
-        </w:tc>
-        <w:tc>
-          <w:tcPr>
-            <w:tcW w:type="dxa" w:w="1191"/>
-          </w:tcPr>
-          <w:p>
-            <w:r>
-              <w:rPr>
-                <w:b w:val="0"/>
-                <w:i w:val="0"/>
-                <w:color w:val="64748B"/>
-                <w:sz w:val="16"/>
-              </w:rPr>
-              <w:t>GT-CQ</w:t>
-            </w:r>
-          </w:p>
-        </w:tc>
-        <w:tc>
-          <w:tcPr>
-            <w:tcW w:type="dxa" w:w="4706"/>
-          </w:tcPr>
-          <w:p>
-            <w:r>
-              <w:rPr>
-                <w:b w:val="0"/>
-                <w:i w:val="0"/>
-                <w:sz w:val="17"/>
-              </w:rPr>
-              <w:t>Le questionnaire est completé mais il reste certainnes infomations du ménage à faire dans la section 0, prière de renseigner ces informations.</w:t>
-            </w:r>
-          </w:p>
-        </w:tc>
-      </w:tr>
-      <w:tr>
-        <w:tc>
-          <w:tcPr>
-            <w:tcW w:type="dxa" w:w="964"/>
-          </w:tcPr>
-          <w:p>
-            <w:r>
-              <w:rPr>
-                <w:b/>
-                <w:i w:val="0"/>
-                <w:color w:val="EA580C"/>
-                <w:sz w:val="16"/>
-              </w:rPr>
-              <w:t>Moyenne</w:t>
-            </w:r>
-          </w:p>
-        </w:tc>
-        <w:tc>
-          <w:tcPr>
-            <w:tcW w:type="dxa" w:w="1247"/>
-          </w:tcPr>
-          <w:p>
-            <w:r>
-              <w:rPr>
-                <w:b/>
-                <w:i w:val="0"/>
-                <w:sz w:val="16"/>
-              </w:rPr>
-              <w:t>S00</w:t>
-              <w:br/>
-            </w:r>
-            <w:r>
-              <w:rPr>
-                <w:b w:val="0"/>
-                <w:i w:val="0"/>
-                <w:color w:val="64748B"/>
-                <w:sz w:val="14"/>
-              </w:rPr>
-              <w:t>Identification</w:t>
-            </w:r>
-          </w:p>
-        </w:tc>
-        <w:tc>
-          <w:tcPr>
-            <w:tcW w:type="dxa" w:w="1531"/>
-          </w:tcPr>
-          <w:p>
-            <w:r>
-              <w:rPr>
-                <w:b/>
-                <w:i w:val="0"/>
-                <w:color w:val="16A34A"/>
-                <w:sz w:val="16"/>
-              </w:rPr>
-              <w:t>s00q07a, s00q08, s00q10, s00q13_0, s00q15_0, s00q17_0, s00q23a, s00q23b</w:t>
-            </w:r>
-          </w:p>
-        </w:tc>
-        <w:tc>
-          <w:tcPr>
-            <w:tcW w:type="dxa" w:w="1191"/>
-          </w:tcPr>
-          <w:p>
-            <w:r>
-              <w:rPr>
-                <w:b w:val="0"/>
-                <w:i w:val="0"/>
-                <w:color w:val="64748B"/>
-                <w:sz w:val="16"/>
-              </w:rPr>
-              <w:t>GT-CQ</w:t>
-            </w:r>
-          </w:p>
-        </w:tc>
-        <w:tc>
-          <w:tcPr>
-            <w:tcW w:type="dxa" w:w="4706"/>
-          </w:tcPr>
-          <w:p>
-            <w:r>
-              <w:rPr>
-                <w:b w:val="0"/>
-                <w:i w:val="0"/>
-                <w:sz w:val="17"/>
-              </w:rPr>
-              <w:t>Prière de renseigner toutes les informations du ménage dans la section 0 avant d'entamer les autres informations.</w:t>
-            </w:r>
-          </w:p>
-        </w:tc>
-      </w:tr>
-      <w:tr>
-        <w:tc>
-          <w:tcPr>
-            <w:tcW w:type="dxa" w:w="964"/>
-          </w:tcPr>
-          <w:p>
-            <w:r>
-              <w:rPr>
-                <w:b/>
-                <w:i w:val="0"/>
-                <w:color w:val="EA580C"/>
-                <w:sz w:val="16"/>
-              </w:rPr>
-              <w:t>Moyenne</w:t>
-            </w:r>
-          </w:p>
-        </w:tc>
-        <w:tc>
-          <w:tcPr>
-            <w:tcW w:type="dxa" w:w="1247"/>
-          </w:tcPr>
-          <w:p>
-            <w:r>
-              <w:rPr>
-                <w:b/>
-                <w:i w:val="0"/>
-                <w:sz w:val="16"/>
-              </w:rPr>
-              <w:t>S00</w:t>
-              <w:br/>
-            </w:r>
-            <w:r>
-              <w:rPr>
-                <w:b w:val="0"/>
-                <w:i w:val="0"/>
-                <w:color w:val="64748B"/>
-                <w:sz w:val="14"/>
-              </w:rPr>
-              <w:t>Identification</w:t>
-            </w:r>
-          </w:p>
-        </w:tc>
-        <w:tc>
-          <w:tcPr>
-            <w:tcW w:type="dxa" w:w="1531"/>
-          </w:tcPr>
-          <w:p>
-            <w:r>
-              <w:rPr>
-                <w:b/>
-                <w:i w:val="0"/>
-                <w:color w:val="16A34A"/>
-                <w:sz w:val="16"/>
-              </w:rPr>
-              <w:t>s00q27</w:t>
-            </w:r>
-          </w:p>
-        </w:tc>
-        <w:tc>
-          <w:tcPr>
-            <w:tcW w:type="dxa" w:w="1191"/>
-          </w:tcPr>
-          <w:p>
-            <w:r>
-              <w:rPr>
-                <w:b w:val="0"/>
-                <w:i w:val="0"/>
-                <w:color w:val="64748B"/>
-                <w:sz w:val="16"/>
-              </w:rPr>
-              <w:t>GT-CQ</w:t>
-            </w:r>
-          </w:p>
-        </w:tc>
-        <w:tc>
-          <w:tcPr>
-            <w:tcW w:type="dxa" w:w="4706"/>
-          </w:tcPr>
-          <w:p>
-            <w:r>
-              <w:rPr>
-                <w:b w:val="0"/>
-                <w:i w:val="0"/>
-                <w:sz w:val="17"/>
-              </w:rPr>
-              <w:t>Le questionnaire semble ne pas être complètement fini mais le questionnaire est en statut complet, prière de compléter le questionnaire.</w:t>
-            </w:r>
-          </w:p>
-        </w:tc>
-      </w:tr>
-      <w:tr>
-        <w:tc>
-          <w:tcPr>
-            <w:tcW w:type="dxa" w:w="964"/>
-          </w:tcPr>
-          <w:p>
-            <w:r>
-              <w:rPr>
-                <w:b/>
-                <w:i w:val="0"/>
-                <w:color w:val="EA580C"/>
-                <w:sz w:val="16"/>
-              </w:rPr>
-              <w:t>Moyenne</w:t>
-            </w:r>
-          </w:p>
-        </w:tc>
-        <w:tc>
-          <w:tcPr>
-            <w:tcW w:type="dxa" w:w="1247"/>
-          </w:tcPr>
-          <w:p>
-            <w:r>
-              <w:rPr>
-                <w:b/>
-                <w:i w:val="0"/>
-                <w:sz w:val="16"/>
-              </w:rPr>
-              <w:t>S00</w:t>
-              <w:br/>
-            </w:r>
-            <w:r>
-              <w:rPr>
-                <w:b w:val="0"/>
-                <w:i w:val="0"/>
-                <w:color w:val="64748B"/>
-                <w:sz w:val="14"/>
-              </w:rPr>
-              <w:t>Identification</w:t>
-            </w:r>
-          </w:p>
-        </w:tc>
-        <w:tc>
-          <w:tcPr>
-            <w:tcW w:type="dxa" w:w="1531"/>
-          </w:tcPr>
-          <w:p>
-            <w:r>
-              <w:rPr>
-                <w:b/>
-                <w:i w:val="0"/>
-                <w:color w:val="16A34A"/>
-                <w:sz w:val="16"/>
-              </w:rPr>
-              <w:t>—</w:t>
-            </w:r>
-          </w:p>
-        </w:tc>
-        <w:tc>
-          <w:tcPr>
-            <w:tcW w:type="dxa" w:w="1191"/>
-          </w:tcPr>
-          <w:p>
-            <w:r>
-              <w:rPr>
-                <w:b w:val="0"/>
-                <w:i w:val="0"/>
-                <w:color w:val="64748B"/>
-                <w:sz w:val="16"/>
-              </w:rPr>
-              <w:t>GT-CQ</w:t>
-            </w:r>
-          </w:p>
-        </w:tc>
-        <w:tc>
-          <w:tcPr>
-            <w:tcW w:type="dxa" w:w="4706"/>
-          </w:tcPr>
-          <w:p>
-            <w:r>
-              <w:rPr>
-                <w:b w:val="0"/>
-                <w:i w:val="0"/>
-                <w:sz w:val="17"/>
-              </w:rPr>
-              <w:t>Il est obligatoire de prendre les coordonnées Gps avant d'administrer le questionnaire.</w:t>
-            </w:r>
-          </w:p>
-        </w:tc>
-      </w:tr>
-      <w:tr>
-        <w:tc>
-          <w:tcPr>
-            <w:tcW w:type="dxa" w:w="964"/>
-          </w:tcPr>
-          <w:p>
-            <w:r>
-              <w:rPr>
-                <w:b/>
-                <w:i w:val="0"/>
-                <w:color w:val="EA580C"/>
-                <w:sz w:val="16"/>
-              </w:rPr>
-              <w:t>Moyenne</w:t>
-            </w:r>
-          </w:p>
-        </w:tc>
-        <w:tc>
-          <w:tcPr>
-            <w:tcW w:type="dxa" w:w="1247"/>
-          </w:tcPr>
-          <w:p>
-            <w:r>
-              <w:rPr>
-                <w:b/>
-                <w:i w:val="0"/>
-                <w:sz w:val="16"/>
-              </w:rPr>
-              <w:t>S00</w:t>
-              <w:br/>
-            </w:r>
-            <w:r>
-              <w:rPr>
-                <w:b w:val="0"/>
-                <w:i w:val="0"/>
-                <w:color w:val="64748B"/>
-                <w:sz w:val="14"/>
-              </w:rPr>
-              <w:t>Identification</w:t>
-            </w:r>
-          </w:p>
-        </w:tc>
-        <w:tc>
-          <w:tcPr>
-            <w:tcW w:type="dxa" w:w="1531"/>
-          </w:tcPr>
-          <w:p>
-            <w:r>
-              <w:rPr>
-                <w:b/>
-                <w:i w:val="0"/>
-                <w:color w:val="16A34A"/>
-                <w:sz w:val="16"/>
-              </w:rPr>
-              <w:t>—</w:t>
-            </w:r>
-          </w:p>
-        </w:tc>
-        <w:tc>
-          <w:tcPr>
-            <w:tcW w:type="dxa" w:w="1191"/>
-          </w:tcPr>
-          <w:p>
-            <w:r>
-              <w:rPr>
-                <w:b w:val="0"/>
-                <w:i w:val="0"/>
-                <w:color w:val="64748B"/>
-                <w:sz w:val="16"/>
-              </w:rPr>
-              <w:t>GT-CQ</w:t>
-            </w:r>
-          </w:p>
-        </w:tc>
-        <w:tc>
-          <w:tcPr>
-            <w:tcW w:type="dxa" w:w="4706"/>
-          </w:tcPr>
-          <w:p>
-            <w:r>
-              <w:rPr>
-                <w:b w:val="0"/>
-                <w:i w:val="0"/>
-                <w:sz w:val="17"/>
-              </w:rPr>
-              <w:t>Prière de prendre les coordonnées GPS.</w:t>
-            </w:r>
-          </w:p>
-        </w:tc>
-      </w:tr>
-      <w:tr>
-        <w:tc>
-          <w:tcPr>
-            <w:tcW w:type="dxa" w:w="964"/>
-          </w:tcPr>
-          <w:p>
-            <w:r>
-              <w:rPr>
-                <w:b/>
-                <w:i w:val="0"/>
-                <w:color w:val="EA580C"/>
-                <w:sz w:val="16"/>
-              </w:rPr>
-              <w:t>Moyenne</w:t>
-            </w:r>
-          </w:p>
-        </w:tc>
-        <w:tc>
-          <w:tcPr>
-            <w:tcW w:type="dxa" w:w="1247"/>
-          </w:tcPr>
-          <w:p>
-            <w:r>
-              <w:rPr>
-                <w:b/>
-                <w:i w:val="0"/>
-                <w:sz w:val="16"/>
-              </w:rPr>
-              <w:t>S00</w:t>
-              <w:br/>
-            </w:r>
-            <w:r>
-              <w:rPr>
-                <w:b w:val="0"/>
-                <w:i w:val="0"/>
-                <w:color w:val="64748B"/>
-                <w:sz w:val="14"/>
-              </w:rPr>
-              <w:t>Identification</w:t>
-            </w:r>
-          </w:p>
-        </w:tc>
-        <w:tc>
-          <w:tcPr>
-            <w:tcW w:type="dxa" w:w="1531"/>
-          </w:tcPr>
-          <w:p>
-            <w:r>
-              <w:rPr>
-                <w:b/>
-                <w:i w:val="0"/>
-                <w:color w:val="16A34A"/>
-                <w:sz w:val="16"/>
-              </w:rPr>
-              <w:t>—</w:t>
-            </w:r>
-          </w:p>
-        </w:tc>
-        <w:tc>
-          <w:tcPr>
-            <w:tcW w:type="dxa" w:w="1191"/>
-          </w:tcPr>
-          <w:p>
-            <w:r>
-              <w:rPr>
-                <w:b w:val="0"/>
-                <w:i w:val="0"/>
-                <w:color w:val="64748B"/>
-                <w:sz w:val="16"/>
-              </w:rPr>
-              <w:t>GT-CQ</w:t>
-            </w:r>
-          </w:p>
-        </w:tc>
-        <w:tc>
-          <w:tcPr>
-            <w:tcW w:type="dxa" w:w="4706"/>
-          </w:tcPr>
-          <w:p>
-            <w:r>
-              <w:rPr>
-                <w:b w:val="0"/>
-                <w:i w:val="0"/>
-                <w:sz w:val="17"/>
-              </w:rPr>
-              <w:t>Les coordonnées GPS ménage prises lors de l'enquête principale diffèrent de celles du dénombrement, êtes vous sûr d'avoir enquêté le bon ménage si non chercher le bon ménage.</w:t>
-            </w:r>
-          </w:p>
-        </w:tc>
-      </w:tr>
-      <w:tr>
-        <w:tc>
-          <w:tcPr>
-            <w:tcW w:type="dxa" w:w="964"/>
-          </w:tcPr>
-          <w:p>
-            <w:r>
-              <w:rPr>
-                <w:b/>
-                <w:i w:val="0"/>
-                <w:color w:val="EA580C"/>
-                <w:sz w:val="16"/>
-              </w:rPr>
-              <w:t>Moyenne</w:t>
-            </w:r>
-          </w:p>
-        </w:tc>
-        <w:tc>
-          <w:tcPr>
-            <w:tcW w:type="dxa" w:w="1247"/>
-          </w:tcPr>
-          <w:p>
-            <w:r>
-              <w:rPr>
-                <w:b/>
-                <w:i w:val="0"/>
-                <w:sz w:val="16"/>
-              </w:rPr>
-              <w:t>S01</w:t>
-              <w:br/>
-            </w:r>
-            <w:r>
-              <w:rPr>
-                <w:b w:val="0"/>
-                <w:i w:val="0"/>
-                <w:color w:val="64748B"/>
-                <w:sz w:val="14"/>
-              </w:rPr>
-              <w:t>Démographie</w:t>
-            </w:r>
-          </w:p>
-        </w:tc>
-        <w:tc>
-          <w:tcPr>
-            <w:tcW w:type="dxa" w:w="1531"/>
-          </w:tcPr>
-          <w:p>
-            <w:r>
-              <w:rPr>
-                <w:b/>
-                <w:i w:val="0"/>
-                <w:color w:val="16A34A"/>
-                <w:sz w:val="16"/>
-              </w:rPr>
-              <w:t>—</w:t>
-            </w:r>
-          </w:p>
-        </w:tc>
-        <w:tc>
-          <w:tcPr>
-            <w:tcW w:type="dxa" w:w="1191"/>
-          </w:tcPr>
-          <w:p>
-            <w:r>
-              <w:rPr>
-                <w:b w:val="0"/>
-                <w:i w:val="0"/>
-                <w:color w:val="64748B"/>
-                <w:sz w:val="16"/>
-              </w:rPr>
-              <w:t>GT-CQ</w:t>
-            </w:r>
-          </w:p>
-        </w:tc>
-        <w:tc>
-          <w:tcPr>
-            <w:tcW w:type="dxa" w:w="4706"/>
-          </w:tcPr>
-          <w:p>
-            <w:r>
-              <w:rPr>
-                <w:b w:val="0"/>
-                <w:i w:val="0"/>
-                <w:sz w:val="17"/>
-              </w:rPr>
-              <w:t>Prière de verifier l'information donnée par Ablaye Balde ou corriger au niveau de la section 1.</w:t>
-            </w:r>
-          </w:p>
-        </w:tc>
-      </w:tr>
-      <w:tr>
-        <w:tc>
-          <w:tcPr>
-            <w:tcW w:type="dxa" w:w="964"/>
-          </w:tcPr>
-          <w:p>
-            <w:r>
-              <w:rPr>
-                <w:b/>
-                <w:i w:val="0"/>
-                <w:color w:val="EA580C"/>
-                <w:sz w:val="16"/>
-              </w:rPr>
-              <w:t>Moyenne</w:t>
-            </w:r>
-          </w:p>
-        </w:tc>
-        <w:tc>
-          <w:tcPr>
-            <w:tcW w:type="dxa" w:w="1247"/>
-          </w:tcPr>
-          <w:p>
-            <w:r>
-              <w:rPr>
-                <w:b/>
-                <w:i w:val="0"/>
-                <w:sz w:val="16"/>
-              </w:rPr>
-              <w:t>S01</w:t>
-              <w:br/>
-            </w:r>
-            <w:r>
-              <w:rPr>
-                <w:b w:val="0"/>
-                <w:i w:val="0"/>
-                <w:color w:val="64748B"/>
-                <w:sz w:val="14"/>
-              </w:rPr>
-              <w:t>Démographie</w:t>
-            </w:r>
-          </w:p>
-        </w:tc>
-        <w:tc>
-          <w:tcPr>
-            <w:tcW w:type="dxa" w:w="1531"/>
-          </w:tcPr>
-          <w:p>
-            <w:r>
-              <w:rPr>
-                <w:b/>
-                <w:i w:val="0"/>
-                <w:color w:val="16A34A"/>
-                <w:sz w:val="16"/>
-              </w:rPr>
-              <w:t>—</w:t>
-            </w:r>
-          </w:p>
-        </w:tc>
-        <w:tc>
-          <w:tcPr>
-            <w:tcW w:type="dxa" w:w="1191"/>
-          </w:tcPr>
-          <w:p>
-            <w:r>
-              <w:rPr>
-                <w:b w:val="0"/>
-                <w:i w:val="0"/>
-                <w:color w:val="64748B"/>
-                <w:sz w:val="16"/>
-              </w:rPr>
-              <w:t>GT-CQ</w:t>
-            </w:r>
-          </w:p>
-        </w:tc>
-        <w:tc>
-          <w:tcPr>
-            <w:tcW w:type="dxa" w:w="4706"/>
-          </w:tcPr>
-          <w:p>
-            <w:r>
-              <w:rPr>
-                <w:b w:val="0"/>
-                <w:i w:val="0"/>
-                <w:sz w:val="17"/>
-              </w:rPr>
-              <w:t>Prière de verifier l'information donnée par Adja Houleymatou Balde ou corriger au niveau de la section 1.</w:t>
-            </w:r>
-          </w:p>
-        </w:tc>
-      </w:tr>
-      <w:tr>
-        <w:tc>
-          <w:tcPr>
-            <w:tcW w:type="dxa" w:w="964"/>
-          </w:tcPr>
-          <w:p>
-            <w:r>
-              <w:rPr>
-                <w:b/>
-                <w:i w:val="0"/>
-                <w:color w:val="EA580C"/>
-                <w:sz w:val="16"/>
-              </w:rPr>
-              <w:t>Moyenne</w:t>
-            </w:r>
-          </w:p>
-        </w:tc>
-        <w:tc>
-          <w:tcPr>
-            <w:tcW w:type="dxa" w:w="1247"/>
-          </w:tcPr>
-          <w:p>
-            <w:r>
-              <w:rPr>
-                <w:b/>
-                <w:i w:val="0"/>
-                <w:sz w:val="16"/>
-              </w:rPr>
-              <w:t>S01</w:t>
-              <w:br/>
-            </w:r>
-            <w:r>
-              <w:rPr>
-                <w:b w:val="0"/>
-                <w:i w:val="0"/>
-                <w:color w:val="64748B"/>
-                <w:sz w:val="14"/>
-              </w:rPr>
-              <w:t>Démographie</w:t>
-            </w:r>
-          </w:p>
-        </w:tc>
-        <w:tc>
-          <w:tcPr>
-            <w:tcW w:type="dxa" w:w="1531"/>
-          </w:tcPr>
-          <w:p>
-            <w:r>
-              <w:rPr>
-                <w:b/>
-                <w:i w:val="0"/>
-                <w:color w:val="16A34A"/>
-                <w:sz w:val="16"/>
-              </w:rPr>
-              <w:t>—</w:t>
-            </w:r>
-          </w:p>
-        </w:tc>
-        <w:tc>
-          <w:tcPr>
-            <w:tcW w:type="dxa" w:w="1191"/>
-          </w:tcPr>
-          <w:p>
-            <w:r>
-              <w:rPr>
-                <w:b w:val="0"/>
-                <w:i w:val="0"/>
-                <w:color w:val="64748B"/>
-                <w:sz w:val="16"/>
-              </w:rPr>
-              <w:t>GT-CQ</w:t>
-            </w:r>
-          </w:p>
-        </w:tc>
-        <w:tc>
-          <w:tcPr>
-            <w:tcW w:type="dxa" w:w="4706"/>
-          </w:tcPr>
-          <w:p>
-            <w:r>
-              <w:rPr>
-                <w:b w:val="0"/>
-                <w:i w:val="0"/>
-                <w:sz w:val="17"/>
-              </w:rPr>
-              <w:t>Prière de verifier l'information donnée par Mamadou Aliou Balde ou corriger au niveau de la section 1.</w:t>
-            </w:r>
-          </w:p>
-        </w:tc>
-      </w:tr>
-      <w:tr>
-        <w:tc>
-          <w:tcPr>
-            <w:tcW w:type="dxa" w:w="964"/>
-          </w:tcPr>
-          <w:p>
-            <w:r>
-              <w:rPr>
-                <w:b/>
-                <w:i w:val="0"/>
-                <w:color w:val="EA580C"/>
-                <w:sz w:val="16"/>
-              </w:rPr>
-              <w:t>Moyenne</w:t>
-            </w:r>
-          </w:p>
-        </w:tc>
-        <w:tc>
-          <w:tcPr>
-            <w:tcW w:type="dxa" w:w="1247"/>
-          </w:tcPr>
-          <w:p>
-            <w:r>
-              <w:rPr>
-                <w:b/>
-                <w:i w:val="0"/>
-                <w:sz w:val="16"/>
-              </w:rPr>
-              <w:t>S01</w:t>
-              <w:br/>
-            </w:r>
-            <w:r>
-              <w:rPr>
-                <w:b w:val="0"/>
-                <w:i w:val="0"/>
-                <w:color w:val="64748B"/>
-                <w:sz w:val="14"/>
-              </w:rPr>
-              <w:t>Démographie</w:t>
-            </w:r>
-          </w:p>
-        </w:tc>
-        <w:tc>
-          <w:tcPr>
-            <w:tcW w:type="dxa" w:w="1531"/>
-          </w:tcPr>
-          <w:p>
-            <w:r>
-              <w:rPr>
-                <w:b/>
-                <w:i w:val="0"/>
-                <w:color w:val="16A34A"/>
-                <w:sz w:val="16"/>
-              </w:rPr>
-              <w:t>—</w:t>
-            </w:r>
-          </w:p>
-        </w:tc>
-        <w:tc>
-          <w:tcPr>
-            <w:tcW w:type="dxa" w:w="1191"/>
-          </w:tcPr>
-          <w:p>
-            <w:r>
-              <w:rPr>
-                <w:b w:val="0"/>
-                <w:i w:val="0"/>
-                <w:color w:val="64748B"/>
-                <w:sz w:val="16"/>
-              </w:rPr>
-              <w:t>GT-CQ</w:t>
-            </w:r>
-          </w:p>
-        </w:tc>
-        <w:tc>
-          <w:tcPr>
-            <w:tcW w:type="dxa" w:w="4706"/>
-          </w:tcPr>
-          <w:p>
-            <w:r>
-              <w:rPr>
-                <w:b w:val="0"/>
-                <w:i w:val="0"/>
-                <w:sz w:val="17"/>
-              </w:rPr>
-              <w:t>Prière de verifier l'information donnée par Ramata Balde ou corriger au niveau de la section 1.</w:t>
-            </w:r>
-          </w:p>
-        </w:tc>
-      </w:tr>
-      <w:tr>
-        <w:tc>
-          <w:tcPr>
-            <w:tcW w:type="dxa" w:w="964"/>
-          </w:tcPr>
-          <w:p>
-            <w:r>
-              <w:rPr>
-                <w:b/>
-                <w:i w:val="0"/>
-                <w:color w:val="EA580C"/>
-                <w:sz w:val="16"/>
-              </w:rPr>
-              <w:t>Moyenne</w:t>
-            </w:r>
-          </w:p>
-        </w:tc>
-        <w:tc>
-          <w:tcPr>
-            <w:tcW w:type="dxa" w:w="1247"/>
-          </w:tcPr>
-          <w:p>
-            <w:r>
-              <w:rPr>
-                <w:b/>
-                <w:i w:val="0"/>
-                <w:sz w:val="16"/>
-              </w:rPr>
-              <w:t>S01</w:t>
-              <w:br/>
-            </w:r>
-            <w:r>
-              <w:rPr>
-                <w:b w:val="0"/>
-                <w:i w:val="0"/>
-                <w:color w:val="64748B"/>
-                <w:sz w:val="14"/>
-              </w:rPr>
-              <w:t>Démographie</w:t>
-            </w:r>
-          </w:p>
-        </w:tc>
-        <w:tc>
-          <w:tcPr>
-            <w:tcW w:type="dxa" w:w="1531"/>
-          </w:tcPr>
-          <w:p>
-            <w:r>
-              <w:rPr>
-                <w:b/>
-                <w:i w:val="0"/>
-                <w:color w:val="16A34A"/>
-                <w:sz w:val="16"/>
-              </w:rPr>
-              <w:t>s01q28, s01q29, s01q30, s01q00b</w:t>
-            </w:r>
-          </w:p>
-        </w:tc>
-        <w:tc>
-          <w:tcPr>
-            <w:tcW w:type="dxa" w:w="1191"/>
-          </w:tcPr>
-          <w:p>
-            <w:r>
-              <w:rPr>
-                <w:b w:val="0"/>
-                <w:i w:val="0"/>
-                <w:color w:val="64748B"/>
-                <w:sz w:val="16"/>
-              </w:rPr>
-              <w:t>GT-CQ</w:t>
-            </w:r>
-          </w:p>
-        </w:tc>
-        <w:tc>
-          <w:tcPr>
-            <w:tcW w:type="dxa" w:w="4706"/>
-          </w:tcPr>
-          <w:p>
-            <w:r>
-              <w:rPr>
-                <w:b w:val="0"/>
-                <w:i w:val="0"/>
-                <w:sz w:val="17"/>
-              </w:rPr>
-              <w:t>Les données sur les niveaux d'études, les fonctions et les caracteristiques sociodemographiques du père biologique de Aissata Diallo manquent.</w:t>
-            </w:r>
-          </w:p>
-        </w:tc>
-      </w:tr>
-      <w:tr>
-        <w:tc>
-          <w:tcPr>
-            <w:tcW w:type="dxa" w:w="964"/>
-          </w:tcPr>
-          <w:p>
-            <w:r>
-              <w:rPr>
-                <w:b/>
-                <w:i w:val="0"/>
-                <w:color w:val="EA580C"/>
-                <w:sz w:val="16"/>
-              </w:rPr>
-              <w:t>Moyenne</w:t>
-            </w:r>
-          </w:p>
-        </w:tc>
-        <w:tc>
-          <w:tcPr>
-            <w:tcW w:type="dxa" w:w="1247"/>
-          </w:tcPr>
-          <w:p>
-            <w:r>
-              <w:rPr>
-                <w:b/>
-                <w:i w:val="0"/>
-                <w:sz w:val="16"/>
-              </w:rPr>
-              <w:t>S01</w:t>
-              <w:br/>
-            </w:r>
-            <w:r>
-              <w:rPr>
-                <w:b w:val="0"/>
-                <w:i w:val="0"/>
-                <w:color w:val="64748B"/>
-                <w:sz w:val="14"/>
-              </w:rPr>
-              <w:t>Démographie</w:t>
-            </w:r>
-          </w:p>
-        </w:tc>
-        <w:tc>
-          <w:tcPr>
-            <w:tcW w:type="dxa" w:w="1531"/>
-          </w:tcPr>
-          <w:p>
-            <w:r>
-              <w:rPr>
-                <w:b/>
-                <w:i w:val="0"/>
-                <w:color w:val="16A34A"/>
-                <w:sz w:val="16"/>
-              </w:rPr>
-              <w:t>—</w:t>
-            </w:r>
-          </w:p>
-        </w:tc>
-        <w:tc>
-          <w:tcPr>
-            <w:tcW w:type="dxa" w:w="1191"/>
-          </w:tcPr>
-          <w:p>
-            <w:r>
-              <w:rPr>
-                <w:b w:val="0"/>
-                <w:i w:val="0"/>
-                <w:color w:val="64748B"/>
-                <w:sz w:val="16"/>
-              </w:rPr>
-              <w:t>GT-CQ</w:t>
-            </w:r>
-          </w:p>
-        </w:tc>
-        <w:tc>
-          <w:tcPr>
-            <w:tcW w:type="dxa" w:w="4706"/>
-          </w:tcPr>
-          <w:p>
-            <w:r>
-              <w:rPr>
-                <w:b w:val="0"/>
-                <w:i w:val="0"/>
-                <w:sz w:val="17"/>
-              </w:rPr>
-              <w:t>Veuillez les renseigner.</w:t>
-            </w:r>
-          </w:p>
-        </w:tc>
-      </w:tr>
-      <w:tr>
-        <w:tc>
-          <w:tcPr>
-            <w:tcW w:type="dxa" w:w="964"/>
-          </w:tcPr>
-          <w:p>
-            <w:r>
-              <w:rPr>
-                <w:b/>
-                <w:i w:val="0"/>
-                <w:color w:val="EA580C"/>
-                <w:sz w:val="16"/>
-              </w:rPr>
-              <w:t>Moyenne</w:t>
-            </w:r>
-          </w:p>
-        </w:tc>
-        <w:tc>
-          <w:tcPr>
-            <w:tcW w:type="dxa" w:w="1247"/>
-          </w:tcPr>
-          <w:p>
-            <w:r>
-              <w:rPr>
-                <w:b/>
-                <w:i w:val="0"/>
-                <w:sz w:val="16"/>
-              </w:rPr>
-              <w:t>S01</w:t>
-              <w:br/>
-            </w:r>
-            <w:r>
-              <w:rPr>
-                <w:b w:val="0"/>
-                <w:i w:val="0"/>
-                <w:color w:val="64748B"/>
-                <w:sz w:val="14"/>
-              </w:rPr>
-              <w:t>Démographie</w:t>
-            </w:r>
-          </w:p>
-        </w:tc>
-        <w:tc>
-          <w:tcPr>
-            <w:tcW w:type="dxa" w:w="1531"/>
-          </w:tcPr>
-          <w:p>
-            <w:r>
-              <w:rPr>
-                <w:b/>
-                <w:i w:val="0"/>
-                <w:color w:val="16A34A"/>
-                <w:sz w:val="16"/>
-              </w:rPr>
-              <w:t>s00q08, s01q35, s01q36, s01q37, s01q00b</w:t>
-            </w:r>
-          </w:p>
-        </w:tc>
-        <w:tc>
-          <w:tcPr>
-            <w:tcW w:type="dxa" w:w="1191"/>
-          </w:tcPr>
-          <w:p>
-            <w:r>
-              <w:rPr>
-                <w:b w:val="0"/>
-                <w:i w:val="0"/>
-                <w:color w:val="64748B"/>
-                <w:sz w:val="16"/>
-              </w:rPr>
-              <w:t>GT-CQ</w:t>
-            </w:r>
-          </w:p>
-        </w:tc>
-        <w:tc>
-          <w:tcPr>
-            <w:tcW w:type="dxa" w:w="4706"/>
-          </w:tcPr>
-          <w:p>
-            <w:r>
-              <w:rPr>
-                <w:b w:val="0"/>
-                <w:i w:val="0"/>
-                <w:sz w:val="17"/>
-              </w:rPr>
-              <w:t>Les données sur les niveaux d'études, les fonctions et les caracteristiques sociodemographiques de la mère biologique de  Aissata Diallo  manquent.</w:t>
-            </w:r>
-          </w:p>
-        </w:tc>
-      </w:tr>
-      <w:tr>
-        <w:tc>
-          <w:tcPr>
-            <w:tcW w:type="dxa" w:w="964"/>
-          </w:tcPr>
-          <w:p>
-            <w:r>
-              <w:rPr>
-                <w:b/>
-                <w:i w:val="0"/>
-                <w:color w:val="EA580C"/>
-                <w:sz w:val="16"/>
-              </w:rPr>
-              <w:t>Moyenne</w:t>
-            </w:r>
-          </w:p>
-        </w:tc>
-        <w:tc>
-          <w:tcPr>
-            <w:tcW w:type="dxa" w:w="1247"/>
-          </w:tcPr>
-          <w:p>
-            <w:r>
-              <w:rPr>
-                <w:b/>
-                <w:i w:val="0"/>
-                <w:sz w:val="16"/>
-              </w:rPr>
-              <w:t>S01</w:t>
-              <w:br/>
-            </w:r>
-            <w:r>
-              <w:rPr>
-                <w:b w:val="0"/>
-                <w:i w:val="0"/>
-                <w:color w:val="64748B"/>
-                <w:sz w:val="14"/>
-              </w:rPr>
-              <w:t>Démographie</w:t>
-            </w:r>
-          </w:p>
-        </w:tc>
-        <w:tc>
-          <w:tcPr>
-            <w:tcW w:type="dxa" w:w="1531"/>
-          </w:tcPr>
-          <w:p>
-            <w:r>
-              <w:rPr>
-                <w:b/>
-                <w:i w:val="0"/>
-                <w:color w:val="16A34A"/>
-                <w:sz w:val="16"/>
-              </w:rPr>
-              <w:t>s01q41, s01q00b</w:t>
-            </w:r>
-          </w:p>
-        </w:tc>
-        <w:tc>
-          <w:tcPr>
-            <w:tcW w:type="dxa" w:w="1191"/>
-          </w:tcPr>
-          <w:p>
-            <w:r>
-              <w:rPr>
-                <w:b w:val="0"/>
-                <w:i w:val="0"/>
-                <w:color w:val="64748B"/>
-                <w:sz w:val="16"/>
-              </w:rPr>
-              <w:t>GT-CQ</w:t>
-            </w:r>
-          </w:p>
-        </w:tc>
-        <w:tc>
-          <w:tcPr>
-            <w:tcW w:type="dxa" w:w="4706"/>
-          </w:tcPr>
-          <w:p>
-            <w:r>
-              <w:rPr>
-                <w:b w:val="0"/>
-                <w:i w:val="0"/>
-                <w:sz w:val="17"/>
-              </w:rPr>
-              <w:t>Le montant dépensé ou reçu en cadeau pour les cartes prépayées, les transferts de crédit et les abonnements de  Aissata Diallo semble élevé ou faible , prière de corriger ou de confirmer l'information avec le QG.</w:t>
-            </w:r>
-          </w:p>
-        </w:tc>
-      </w:tr>
-      <w:tr>
-        <w:tc>
-          <w:tcPr>
-            <w:tcW w:type="dxa" w:w="964"/>
-          </w:tcPr>
-          <w:p>
-            <w:r>
-              <w:rPr>
-                <w:b/>
-                <w:i w:val="0"/>
-                <w:color w:val="EA580C"/>
-                <w:sz w:val="16"/>
-              </w:rPr>
-              <w:t>Moyenne</w:t>
-            </w:r>
-          </w:p>
-        </w:tc>
-        <w:tc>
-          <w:tcPr>
-            <w:tcW w:type="dxa" w:w="1247"/>
-          </w:tcPr>
-          <w:p>
-            <w:r>
-              <w:rPr>
-                <w:b/>
-                <w:i w:val="0"/>
-                <w:sz w:val="16"/>
-              </w:rPr>
-              <w:t>S01</w:t>
-              <w:br/>
-            </w:r>
-            <w:r>
-              <w:rPr>
-                <w:b w:val="0"/>
-                <w:i w:val="0"/>
-                <w:color w:val="64748B"/>
-                <w:sz w:val="14"/>
-              </w:rPr>
-              <w:t>Démographie</w:t>
-            </w:r>
-          </w:p>
-        </w:tc>
-        <w:tc>
-          <w:tcPr>
-            <w:tcW w:type="dxa" w:w="1531"/>
-          </w:tcPr>
-          <w:p>
-            <w:r>
-              <w:rPr>
-                <w:b/>
-                <w:i w:val="0"/>
-                <w:color w:val="16A34A"/>
-                <w:sz w:val="16"/>
-              </w:rPr>
-              <w:t>s01q41a, s01q00b</w:t>
-            </w:r>
-          </w:p>
-        </w:tc>
-        <w:tc>
-          <w:tcPr>
-            <w:tcW w:type="dxa" w:w="1191"/>
-          </w:tcPr>
-          <w:p>
-            <w:r>
-              <w:rPr>
-                <w:b w:val="0"/>
-                <w:i w:val="0"/>
-                <w:color w:val="64748B"/>
-                <w:sz w:val="16"/>
-              </w:rPr>
-              <w:t>GT-CQ</w:t>
-            </w:r>
-          </w:p>
-        </w:tc>
-        <w:tc>
-          <w:tcPr>
-            <w:tcW w:type="dxa" w:w="4706"/>
-          </w:tcPr>
-          <w:p>
-            <w:r>
-              <w:rPr>
-                <w:b w:val="0"/>
-                <w:i w:val="0"/>
-                <w:sz w:val="17"/>
-              </w:rPr>
-              <w:t>Le montant dépensé ou reçu en cadeau pour les recharges internet ou de forfaits de données mobiles(hors appels vocaux), aucours des 30 derniers jours de Aissata Diallo semble élevé ou faible, prière de corriger ou de confirmer l'information avec le QG.</w:t>
-            </w:r>
-          </w:p>
-        </w:tc>
-      </w:tr>
-      <w:tr>
-        <w:tc>
-          <w:tcPr>
-            <w:tcW w:type="dxa" w:w="964"/>
-          </w:tcPr>
-          <w:p>
-            <w:r>
-              <w:rPr>
-                <w:b/>
-                <w:i w:val="0"/>
-                <w:color w:val="EA580C"/>
-                <w:sz w:val="16"/>
-              </w:rPr>
-              <w:t>Moyenne</w:t>
-            </w:r>
-          </w:p>
-        </w:tc>
-        <w:tc>
-          <w:tcPr>
-            <w:tcW w:type="dxa" w:w="1247"/>
-          </w:tcPr>
-          <w:p>
-            <w:r>
-              <w:rPr>
-                <w:b/>
-                <w:i w:val="0"/>
-                <w:sz w:val="16"/>
-              </w:rPr>
-              <w:t>S02</w:t>
-              <w:br/>
-            </w:r>
-            <w:r>
-              <w:rPr>
-                <w:b w:val="0"/>
-                <w:i w:val="0"/>
-                <w:color w:val="64748B"/>
-                <w:sz w:val="14"/>
-              </w:rPr>
-              <w:t>Éducation</w:t>
-            </w:r>
-          </w:p>
-        </w:tc>
-        <w:tc>
-          <w:tcPr>
-            <w:tcW w:type="dxa" w:w="1531"/>
-          </w:tcPr>
-          <w:p>
-            <w:r>
-              <w:rPr>
-                <w:b/>
-                <w:i w:val="0"/>
-                <w:color w:val="16A34A"/>
-                <w:sz w:val="16"/>
-              </w:rPr>
-              <w:t>—</w:t>
-            </w:r>
-          </w:p>
-        </w:tc>
-        <w:tc>
-          <w:tcPr>
-            <w:tcW w:type="dxa" w:w="1191"/>
-          </w:tcPr>
-          <w:p>
-            <w:r>
-              <w:rPr>
-                <w:b w:val="0"/>
-                <w:i w:val="0"/>
-                <w:color w:val="64748B"/>
-                <w:sz w:val="16"/>
-              </w:rPr>
-              <w:t>GT-CQ</w:t>
-            </w:r>
-          </w:p>
-        </w:tc>
-        <w:tc>
-          <w:tcPr>
-            <w:tcW w:type="dxa" w:w="4706"/>
-          </w:tcPr>
-          <w:p>
-            <w:r>
-              <w:rPr>
-                <w:b w:val="0"/>
-                <w:i w:val="0"/>
-                <w:sz w:val="17"/>
-              </w:rPr>
-              <w:t>veuillez, s'il vous plait, confirmer la cotisation ( 3000 FCFA) payée de Ablaye Balde avec le QG ou apporter les corrections nécessaires.</w:t>
-            </w:r>
-          </w:p>
-        </w:tc>
-      </w:tr>
-      <w:tr>
-        <w:tc>
-          <w:tcPr>
-            <w:tcW w:type="dxa" w:w="964"/>
-          </w:tcPr>
-          <w:p>
-            <w:r>
-              <w:rPr>
-                <w:b/>
-                <w:i w:val="0"/>
-                <w:color w:val="EA580C"/>
-                <w:sz w:val="16"/>
-              </w:rPr>
-              <w:t>Moyenne</w:t>
-            </w:r>
-          </w:p>
-        </w:tc>
-        <w:tc>
-          <w:tcPr>
-            <w:tcW w:type="dxa" w:w="1247"/>
-          </w:tcPr>
-          <w:p>
-            <w:r>
-              <w:rPr>
-                <w:b/>
-                <w:i w:val="0"/>
-                <w:sz w:val="16"/>
-              </w:rPr>
-              <w:t>S02</w:t>
-              <w:br/>
-            </w:r>
-            <w:r>
-              <w:rPr>
-                <w:b w:val="0"/>
-                <w:i w:val="0"/>
-                <w:color w:val="64748B"/>
-                <w:sz w:val="14"/>
-              </w:rPr>
-              <w:t>Éducation</w:t>
-            </w:r>
-          </w:p>
-        </w:tc>
-        <w:tc>
-          <w:tcPr>
-            <w:tcW w:type="dxa" w:w="1531"/>
-          </w:tcPr>
-          <w:p>
-            <w:r>
-              <w:rPr>
-                <w:b/>
-                <w:i w:val="0"/>
-                <w:color w:val="16A34A"/>
-                <w:sz w:val="16"/>
-              </w:rPr>
-              <w:t>—</w:t>
-            </w:r>
-          </w:p>
-        </w:tc>
-        <w:tc>
-          <w:tcPr>
-            <w:tcW w:type="dxa" w:w="1191"/>
-          </w:tcPr>
-          <w:p>
-            <w:r>
-              <w:rPr>
-                <w:b w:val="0"/>
-                <w:i w:val="0"/>
-                <w:color w:val="64748B"/>
-                <w:sz w:val="16"/>
-              </w:rPr>
-              <w:t>GT-CQ</w:t>
-            </w:r>
-          </w:p>
-        </w:tc>
-        <w:tc>
-          <w:tcPr>
-            <w:tcW w:type="dxa" w:w="4706"/>
-          </w:tcPr>
-          <w:p>
-            <w:r>
-              <w:rPr>
-                <w:b w:val="0"/>
-                <w:i w:val="0"/>
-                <w:sz w:val="17"/>
-              </w:rPr>
-              <w:t>veuillez, s'il vous plait, confirmer les frais de scolarité ( 3000 FCFA) payée de Mamadou Aliou Balde avec le QG ou apporter les corrections nécessaires.</w:t>
-            </w:r>
-          </w:p>
-        </w:tc>
-      </w:tr>
-      <w:tr>
-        <w:tc>
-          <w:tcPr>
-            <w:tcW w:type="dxa" w:w="964"/>
-          </w:tcPr>
-          <w:p>
-            <w:r>
-              <w:rPr>
-                <w:b/>
-                <w:i w:val="0"/>
-                <w:color w:val="EA580C"/>
-                <w:sz w:val="16"/>
-              </w:rPr>
-              <w:t>Moyenne</w:t>
-            </w:r>
-          </w:p>
-        </w:tc>
-        <w:tc>
-          <w:tcPr>
-            <w:tcW w:type="dxa" w:w="1247"/>
-          </w:tcPr>
-          <w:p>
-            <w:r>
-              <w:rPr>
-                <w:b/>
-                <w:i w:val="0"/>
-                <w:sz w:val="16"/>
-              </w:rPr>
-              <w:t>S02</w:t>
-              <w:br/>
-            </w:r>
-            <w:r>
-              <w:rPr>
-                <w:b w:val="0"/>
-                <w:i w:val="0"/>
-                <w:color w:val="64748B"/>
-                <w:sz w:val="14"/>
-              </w:rPr>
-              <w:t>Éducation</w:t>
-            </w:r>
-          </w:p>
-        </w:tc>
-        <w:tc>
-          <w:tcPr>
-            <w:tcW w:type="dxa" w:w="1531"/>
-          </w:tcPr>
-          <w:p>
-            <w:r>
-              <w:rPr>
-                <w:b/>
-                <w:i w:val="0"/>
-                <w:color w:val="16A34A"/>
-                <w:sz w:val="16"/>
-              </w:rPr>
-              <w:t>—</w:t>
-            </w:r>
-          </w:p>
-        </w:tc>
-        <w:tc>
-          <w:tcPr>
-            <w:tcW w:type="dxa" w:w="1191"/>
-          </w:tcPr>
-          <w:p>
-            <w:r>
-              <w:rPr>
-                <w:b w:val="0"/>
-                <w:i w:val="0"/>
-                <w:color w:val="64748B"/>
-                <w:sz w:val="16"/>
-              </w:rPr>
-              <w:t>GT-CQ</w:t>
-            </w:r>
-          </w:p>
-        </w:tc>
-        <w:tc>
-          <w:tcPr>
-            <w:tcW w:type="dxa" w:w="4706"/>
-          </w:tcPr>
-          <w:p>
-            <w:r>
-              <w:rPr>
-                <w:b w:val="0"/>
-                <w:i w:val="0"/>
-                <w:sz w:val="17"/>
-              </w:rPr>
-              <w:t>Attention ! Le frais de cotisation (9500 Fcfa) de Mamadou Aliou Balde en 2ème année de Primaire est relativement élevé par rapport aux autres frais de cotisation observés dans cette zone.</w:t>
-            </w:r>
-          </w:p>
-        </w:tc>
-      </w:tr>
-      <w:tr>
-        <w:tc>
-          <w:tcPr>
-            <w:tcW w:type="dxa" w:w="964"/>
-          </w:tcPr>
-          <w:p>
-            <w:r>
-              <w:rPr>
-                <w:b/>
-                <w:i w:val="0"/>
-                <w:color w:val="EA580C"/>
-                <w:sz w:val="16"/>
-              </w:rPr>
-              <w:t>Moyenne</w:t>
-            </w:r>
-          </w:p>
-        </w:tc>
-        <w:tc>
-          <w:tcPr>
-            <w:tcW w:type="dxa" w:w="1247"/>
-          </w:tcPr>
-          <w:p>
-            <w:r>
-              <w:rPr>
-                <w:b/>
-                <w:i w:val="0"/>
-                <w:sz w:val="16"/>
-              </w:rPr>
-              <w:t>S02</w:t>
-              <w:br/>
-            </w:r>
-            <w:r>
-              <w:rPr>
-                <w:b w:val="0"/>
-                <w:i w:val="0"/>
-                <w:color w:val="64748B"/>
-                <w:sz w:val="14"/>
-              </w:rPr>
-              <w:t>Éducation</w:t>
-            </w:r>
-          </w:p>
-        </w:tc>
-        <w:tc>
-          <w:tcPr>
-            <w:tcW w:type="dxa" w:w="1531"/>
-          </w:tcPr>
-          <w:p>
-            <w:r>
-              <w:rPr>
-                <w:b/>
-                <w:i w:val="0"/>
-                <w:color w:val="16A34A"/>
-                <w:sz w:val="16"/>
-              </w:rPr>
-              <w:t>—</w:t>
-            </w:r>
-          </w:p>
-        </w:tc>
-        <w:tc>
-          <w:tcPr>
-            <w:tcW w:type="dxa" w:w="1191"/>
-          </w:tcPr>
-          <w:p>
-            <w:r>
-              <w:rPr>
-                <w:b w:val="0"/>
-                <w:i w:val="0"/>
-                <w:color w:val="64748B"/>
-                <w:sz w:val="16"/>
-              </w:rPr>
-              <w:t>GT-CQ</w:t>
-            </w:r>
-          </w:p>
-        </w:tc>
-        <w:tc>
-          <w:tcPr>
-            <w:tcW w:type="dxa" w:w="4706"/>
-          </w:tcPr>
-          <w:p>
-            <w:r>
-              <w:rPr>
-                <w:b w:val="0"/>
-                <w:i w:val="0"/>
-                <w:sz w:val="17"/>
-              </w:rPr>
               <w:t>Prière de corriger ou de confirmer avec le QG.</w:t>
-            </w:r>
-          </w:p>
-        </w:tc>
-      </w:tr>
-      <w:tr>
-        <w:tc>
-          <w:tcPr>
-            <w:tcW w:type="dxa" w:w="964"/>
-          </w:tcPr>
-          <w:p>
-            <w:r>
-              <w:rPr>
-                <w:b/>
-                <w:i w:val="0"/>
-                <w:color w:val="EA580C"/>
-                <w:sz w:val="16"/>
-              </w:rPr>
-              <w:t>Moyenne</w:t>
-            </w:r>
-          </w:p>
-        </w:tc>
-        <w:tc>
-          <w:tcPr>
-            <w:tcW w:type="dxa" w:w="1247"/>
-          </w:tcPr>
-          <w:p>
-            <w:r>
-              <w:rPr>
-                <w:b/>
-                <w:i w:val="0"/>
-                <w:sz w:val="16"/>
-              </w:rPr>
-              <w:t>S02</w:t>
-              <w:br/>
-            </w:r>
-            <w:r>
-              <w:rPr>
-                <w:b w:val="0"/>
-                <w:i w:val="0"/>
-                <w:color w:val="64748B"/>
-                <w:sz w:val="14"/>
-              </w:rPr>
-              <w:t>Éducation</w:t>
-            </w:r>
-          </w:p>
-        </w:tc>
-        <w:tc>
-          <w:tcPr>
-            <w:tcW w:type="dxa" w:w="1531"/>
-          </w:tcPr>
-          <w:p>
-            <w:r>
-              <w:rPr>
-                <w:b/>
-                <w:i w:val="0"/>
-                <w:color w:val="16A34A"/>
-                <w:sz w:val="16"/>
-              </w:rPr>
-              <w:t>—</w:t>
-            </w:r>
-          </w:p>
-        </w:tc>
-        <w:tc>
-          <w:tcPr>
-            <w:tcW w:type="dxa" w:w="1191"/>
-          </w:tcPr>
-          <w:p>
-            <w:r>
-              <w:rPr>
-                <w:b w:val="0"/>
-                <w:i w:val="0"/>
-                <w:color w:val="64748B"/>
-                <w:sz w:val="16"/>
-              </w:rPr>
-              <w:t>GT-CQ</w:t>
-            </w:r>
-          </w:p>
-        </w:tc>
-        <w:tc>
-          <w:tcPr>
-            <w:tcW w:type="dxa" w:w="4706"/>
-          </w:tcPr>
-          <w:p>
-            <w:r>
-              <w:rPr>
-                <w:b w:val="0"/>
-                <w:i w:val="0"/>
-                <w:sz w:val="17"/>
-              </w:rPr>
-              <w:t>veuillez, s'il vous plait, confirmer les frais de scolarité ( 5000 FCFA) payée de Adja Houleymatou Balde avec le QG ou apporter les corrections nécessaires.</w:t>
             </w:r>
           </w:p>
         </w:tc>
